--- a/docs/inframon_혼자_돌리기.docx
+++ b/docs/inframon_혼자_돌리기.docx
@@ -39,7 +39,7 @@
         </w:rPr>
         <w:t>이 프로그램은 Python 으로 혼자 돕니다. Claude 나 다른 AI 는 필요 없습니다.</w:t>
         <w:br/>
-        <w:t>아래 순서대로 한 줄씩 치고, 각 단계의 '확인 ☐' 이 맞으면 다음으로 갑니다.</w:t>
+        <w:t>PowerShell 에 한 줄만 붙여넣으면 대시보드까지 열립니다. 그 뒤는 화면에서 누르는 순서대로.</w:t>
       </w:r>
     </w:p>
     <w:p>
@@ -53,7 +53,319 @@
           <w:color w:val="777777"/>
           <w:sz w:val="20"/>
         </w:rPr>
-        <w:t>2026-09-08 · https://github.com/tjddnr8334-sudo/inframon</w:t>
+        <w:t>2026-09-09 · https://github.com/tjddnr8334-sudo/inframon</w:t>
+      </w:r>
+    </w:p>
+    <w:p>
+      <w:r>
+        <w:br w:type="page"/>
+      </w:r>
+    </w:p>
+    <w:p>
+      <w:pPr>
+        <w:pStyle w:val="Heading1"/>
+      </w:pPr>
+      <w:r>
+        <w:rPr>
+          <w:rFonts w:ascii="맑은 고딕" w:hAnsi="맑은 고딕" w:eastAsia="맑은 고딕"/>
+          <w:b/>
+          <w:color w:val="1F3A5F"/>
+          <w:sz w:val="32"/>
+        </w:rPr>
+        <w:t>가장 쉬운 길 — PowerShell 에 한 줄 붙여넣기</w:t>
+      </w:r>
+    </w:p>
+    <w:p>
+      <w:pPr>
+        <w:spacing w:after="120"/>
+      </w:pPr>
+      <w:r>
+        <w:rPr>
+          <w:rFonts w:ascii="맑은 고딕" w:hAnsi="맑은 고딕" w:eastAsia="맑은 고딕"/>
+          <w:b w:val="0"/>
+          <w:sz w:val="21"/>
+        </w:rPr>
+        <w:t xml:space="preserve">키보드 </w:t>
+      </w:r>
+      <w:r>
+        <w:rPr>
+          <w:rFonts w:ascii="맑은 고딕" w:hAnsi="맑은 고딕" w:eastAsia="맑은 고딕"/>
+          <w:b/>
+          <w:sz w:val="21"/>
+        </w:rPr>
+        <w:t>Win + X</w:t>
+      </w:r>
+      <w:r>
+        <w:rPr>
+          <w:rFonts w:ascii="맑은 고딕" w:hAnsi="맑은 고딕" w:eastAsia="맑은 고딕"/>
+          <w:b w:val="0"/>
+          <w:sz w:val="21"/>
+        </w:rPr>
+        <w:t xml:space="preserve"> → </w:t>
+      </w:r>
+      <w:r>
+        <w:rPr>
+          <w:rFonts w:ascii="맑은 고딕" w:hAnsi="맑은 고딕" w:eastAsia="맑은 고딕"/>
+          <w:b/>
+          <w:sz w:val="21"/>
+        </w:rPr>
+        <w:t>터미널</w:t>
+      </w:r>
+      <w:r>
+        <w:rPr>
+          <w:rFonts w:ascii="맑은 고딕" w:hAnsi="맑은 고딕" w:eastAsia="맑은 고딕"/>
+          <w:b w:val="0"/>
+          <w:sz w:val="21"/>
+        </w:rPr>
+        <w:t xml:space="preserve"> 을 열고, 아래 한 줄을 그대로 붙여넣고 Enter. 이것으로 0~3 절이 전부 자동입니다.</w:t>
+      </w:r>
+    </w:p>
+    <w:p>
+      <w:pPr>
+        <w:spacing w:after="160"/>
+        <w:ind w:left="340"/>
+        <w:shd w:val="clear" w:color="auto" w:fill="EEF2F7"/>
+      </w:pPr>
+      <w:r>
+        <w:rPr>
+          <w:rFonts w:ascii="Consolas" w:hAnsi="Consolas" w:eastAsia="Consolas"/>
+          <w:b w:val="0"/>
+          <w:color w:val="1B2631"/>
+          <w:sz w:val="20"/>
+        </w:rPr>
+        <w:t>irm https://raw.githubusercontent.com/tjddnr8334-sudo/inframon/main/install.ps1 | iex</w:t>
+      </w:r>
+    </w:p>
+    <w:tbl>
+      <w:tblPr>
+        <w:tblStyle w:val="TableGrid"/>
+        <w:tblW w:type="auto" w:w="0"/>
+        <w:jc w:val="center"/>
+        <w:tblLook w:firstColumn="1" w:firstRow="1" w:lastColumn="0" w:lastRow="0" w:noHBand="0" w:noVBand="1" w:val="04A0"/>
+      </w:tblPr>
+      <w:tblGrid>
+        <w:gridCol w:w="4873"/>
+        <w:gridCol w:w="4873"/>
+      </w:tblGrid>
+      <w:tr>
+        <w:tc>
+          <w:tcPr>
+            <w:tcW w:type="dxa" w:w="6520"/>
+            <w:shd w:val="clear" w:color="auto" w:fill="DCE6F1"/>
+          </w:tcPr>
+          <w:p>
+            <w:r/>
+            <w:r>
+              <w:rPr>
+                <w:rFonts w:ascii="맑은 고딕" w:hAnsi="맑은 고딕" w:eastAsia="맑은 고딕"/>
+                <w:b/>
+                <w:sz w:val="19"/>
+              </w:rPr>
+              <w:t>자동으로 하는 일</w:t>
+            </w:r>
+          </w:p>
+        </w:tc>
+        <w:tc>
+          <w:tcPr>
+            <w:tcW w:type="dxa" w:w="2551"/>
+            <w:shd w:val="clear" w:color="auto" w:fill="DCE6F1"/>
+          </w:tcPr>
+          <w:p>
+            <w:r/>
+            <w:r>
+              <w:rPr>
+                <w:rFonts w:ascii="맑은 고딕" w:hAnsi="맑은 고딕" w:eastAsia="맑은 고딕"/>
+                <w:b/>
+                <w:sz w:val="19"/>
+              </w:rPr>
+              <w:t>걸리는 시간</w:t>
+            </w:r>
+          </w:p>
+        </w:tc>
+      </w:tr>
+      <w:tr>
+        <w:tc>
+          <w:tcPr>
+            <w:tcW w:type="dxa" w:w="6520"/>
+          </w:tcPr>
+          <w:p>
+            <w:r/>
+            <w:r>
+              <w:rPr>
+                <w:rFonts w:ascii="맑은 고딕" w:hAnsi="맑은 고딕" w:eastAsia="맑은 고딕"/>
+                <w:b w:val="0"/>
+                <w:sz w:val="19"/>
+              </w:rPr>
+              <w:t>Python 3.11+ · Git 확인 — 없으면 winget 으로 설치</w:t>
+            </w:r>
+          </w:p>
+        </w:tc>
+        <w:tc>
+          <w:tcPr>
+            <w:tcW w:type="dxa" w:w="2551"/>
+          </w:tcPr>
+          <w:p>
+            <w:r/>
+            <w:r>
+              <w:rPr>
+                <w:rFonts w:ascii="맑은 고딕" w:hAnsi="맑은 고딕" w:eastAsia="맑은 고딕"/>
+                <w:b w:val="0"/>
+                <w:sz w:val="19"/>
+              </w:rPr>
+              <w:t>0~3분</w:t>
+            </w:r>
+          </w:p>
+        </w:tc>
+      </w:tr>
+      <w:tr>
+        <w:tc>
+          <w:tcPr>
+            <w:tcW w:type="dxa" w:w="6520"/>
+          </w:tcPr>
+          <w:p>
+            <w:r/>
+            <w:r>
+              <w:rPr>
+                <w:rFonts w:ascii="맑은 고딕" w:hAnsi="맑은 고딕" w:eastAsia="맑은 고딕"/>
+                <w:b w:val="0"/>
+                <w:sz w:val="19"/>
+              </w:rPr>
+              <w:t xml:space="preserve">GitHub 에서 받기 → 내 사용자 폴더 </w:t>
+            </w:r>
+            <w:r>
+              <w:rPr>
+                <w:rFonts w:ascii="맑은 고딕" w:hAnsi="맑은 고딕" w:eastAsia="맑은 고딕"/>
+                <w:b/>
+                <w:sz w:val="19"/>
+              </w:rPr>
+              <w:t>C:\Users\(이름)\inframon</w:t>
+            </w:r>
+            <w:r>
+              <w:rPr>
+                <w:rFonts w:ascii="맑은 고딕" w:hAnsi="맑은 고딕" w:eastAsia="맑은 고딕"/>
+                <w:b w:val="0"/>
+                <w:sz w:val="19"/>
+              </w:rPr>
+              <w:t xml:space="preserve"> (이미 있으면 최신으로 갱신)</w:t>
+            </w:r>
+          </w:p>
+        </w:tc>
+        <w:tc>
+          <w:tcPr>
+            <w:tcW w:type="dxa" w:w="2551"/>
+          </w:tcPr>
+          <w:p>
+            <w:r/>
+            <w:r>
+              <w:rPr>
+                <w:rFonts w:ascii="맑은 고딕" w:hAnsi="맑은 고딕" w:eastAsia="맑은 고딕"/>
+                <w:b w:val="0"/>
+                <w:sz w:val="19"/>
+              </w:rPr>
+              <w:t>10초</w:t>
+            </w:r>
+          </w:p>
+        </w:tc>
+      </w:tr>
+      <w:tr>
+        <w:tc>
+          <w:tcPr>
+            <w:tcW w:type="dxa" w:w="6520"/>
+          </w:tcPr>
+          <w:p>
+            <w:r/>
+            <w:r>
+              <w:rPr>
+                <w:rFonts w:ascii="맑은 고딕" w:hAnsi="맑은 고딕" w:eastAsia="맑은 고딕"/>
+                <w:b w:val="0"/>
+                <w:sz w:val="19"/>
+              </w:rPr>
+              <w:t xml:space="preserve">필요한 패키지 전부 설치 → 데모 → 진단 → </w:t>
+            </w:r>
+            <w:r>
+              <w:rPr>
+                <w:rFonts w:ascii="맑은 고딕" w:hAnsi="맑은 고딕" w:eastAsia="맑은 고딕"/>
+                <w:b/>
+                <w:sz w:val="19"/>
+              </w:rPr>
+              <w:t>브라우저에 대시보드</w:t>
+            </w:r>
+          </w:p>
+        </w:tc>
+        <w:tc>
+          <w:tcPr>
+            <w:tcW w:type="dxa" w:w="2551"/>
+          </w:tcPr>
+          <w:p>
+            <w:r/>
+            <w:r>
+              <w:rPr>
+                <w:rFonts w:ascii="맑은 고딕" w:hAnsi="맑은 고딕" w:eastAsia="맑은 고딕"/>
+                <w:b w:val="0"/>
+                <w:sz w:val="19"/>
+              </w:rPr>
+              <w:t>5~10분 (처음만)</w:t>
+            </w:r>
+          </w:p>
+        </w:tc>
+      </w:tr>
+    </w:tbl>
+    <w:p>
+      <w:pPr>
+        <w:spacing w:after="80"/>
+      </w:pPr>
+    </w:p>
+    <w:p>
+      <w:pPr>
+        <w:spacing w:after="200"/>
+        <w:ind w:left="340"/>
+      </w:pPr>
+      <w:r>
+        <w:rPr>
+          <w:rFonts w:ascii="맑은 고딕" w:hAnsi="맑은 고딕" w:eastAsia="맑은 고딕"/>
+          <w:b/>
+          <w:color w:val="1E7E34"/>
+          <w:sz w:val="21"/>
+        </w:rPr>
+        <w:t xml:space="preserve">확인 ☐  </w:t>
+      </w:r>
+      <w:r>
+        <w:rPr>
+          <w:rFonts w:ascii="맑은 고딕" w:hAnsi="맑은 고딕" w:eastAsia="맑은 고딕"/>
+          <w:b w:val="0"/>
+          <w:sz w:val="21"/>
+        </w:rPr>
+        <w:t xml:space="preserve">브라우저에 http://localhost:8501 대시보드가 열린다 → </w:t>
+      </w:r>
+      <w:r>
+        <w:rPr>
+          <w:rFonts w:ascii="맑은 고딕" w:hAnsi="맑은 고딕" w:eastAsia="맑은 고딕"/>
+          <w:b/>
+          <w:sz w:val="21"/>
+        </w:rPr>
+        <w:t>4절</w:t>
+      </w:r>
+      <w:r>
+        <w:rPr>
+          <w:rFonts w:ascii="맑은 고딕" w:hAnsi="맑은 고딕" w:eastAsia="맑은 고딕"/>
+          <w:b w:val="0"/>
+          <w:sz w:val="21"/>
+        </w:rPr>
+        <w:t xml:space="preserve"> 로 바로 간다. 끄려면 터미널에서 Ctrl + C, 다시 띄우려면 같은 한 줄을 다시 붙여넣는다.</w:t>
+      </w:r>
+    </w:p>
+    <w:p>
+      <w:pPr>
+        <w:spacing w:after="120"/>
+      </w:pPr>
+      <w:r>
+        <w:rPr>
+          <w:rFonts w:ascii="맑은 고딕" w:hAnsi="맑은 고딕" w:eastAsia="맑은 고딕"/>
+          <w:b w:val="0"/>
+          <w:color w:val="555F6B"/>
+          <w:sz w:val="21"/>
+        </w:rPr>
+        <w:t>이 한 줄이 안 되는 컴퓨터(인터넷 차단, winget 없음)만 아래 0~3 절을 손으로 합니다.</w:t>
       </w:r>
     </w:p>
     <w:p>

--- a/docs/inframon_혼자_돌리기.docx
+++ b/docs/inframon_혼자_돌리기.docx
@@ -280,7 +280,115 @@
                 <w:b w:val="0"/>
                 <w:sz w:val="19"/>
               </w:rPr>
-              <w:t xml:space="preserve">필요한 패키지 전부 설치 → 데모 → 진단 → </w:t>
+              <w:t xml:space="preserve">파이썬 패키지 전부 설치 → </w:t>
+            </w:r>
+            <w:r>
+              <w:rPr>
+                <w:rFonts w:ascii="맑은 고딕" w:hAnsi="맑은 고딕" w:eastAsia="맑은 고딕"/>
+                <w:b/>
+                <w:sz w:val="19"/>
+              </w:rPr>
+              <w:t>SNAP</w:t>
+            </w:r>
+            <w:r>
+              <w:rPr>
+                <w:rFonts w:ascii="맑은 고딕" w:hAnsi="맑은 고딕" w:eastAsia="맑은 고딕"/>
+                <w:b w:val="0"/>
+                <w:sz w:val="19"/>
+              </w:rPr>
+              <w:t xml:space="preserve"> 1.1 GB 무인 설치 → </w:t>
+            </w:r>
+            <w:r>
+              <w:rPr>
+                <w:rFonts w:ascii="맑은 고딕" w:hAnsi="맑은 고딕" w:eastAsia="맑은 고딕"/>
+                <w:b/>
+                <w:sz w:val="19"/>
+              </w:rPr>
+              <w:t>snaphu</w:t>
+            </w:r>
+            <w:r>
+              <w:rPr>
+                <w:rFonts w:ascii="맑은 고딕" w:hAnsi="맑은 고딕" w:eastAsia="맑은 고딕"/>
+                <w:b w:val="0"/>
+                <w:sz w:val="19"/>
+              </w:rPr>
+              <w:t xml:space="preserve"> (WSL 안에)</w:t>
+            </w:r>
+          </w:p>
+        </w:tc>
+        <w:tc>
+          <w:tcPr>
+            <w:tcW w:type="dxa" w:w="2551"/>
+          </w:tcPr>
+          <w:p>
+            <w:r/>
+            <w:r>
+              <w:rPr>
+                <w:rFonts w:ascii="맑은 고딕" w:hAnsi="맑은 고딕" w:eastAsia="맑은 고딕"/>
+                <w:b w:val="0"/>
+                <w:sz w:val="19"/>
+              </w:rPr>
+              <w:t>5~15분 (처음만)</w:t>
+            </w:r>
+          </w:p>
+        </w:tc>
+      </w:tr>
+      <w:tr>
+        <w:tc>
+          <w:tcPr>
+            <w:tcW w:type="dxa" w:w="6520"/>
+          </w:tcPr>
+          <w:p>
+            <w:r/>
+            <w:r>
+              <w:rPr>
+                <w:rFonts w:ascii="맑은 고딕" w:hAnsi="맑은 고딕" w:eastAsia="맑은 고딕"/>
+                <w:b/>
+                <w:sz w:val="19"/>
+              </w:rPr>
+              <w:t>Earthdata 토큰</w:t>
+            </w:r>
+            <w:r>
+              <w:rPr>
+                <w:rFonts w:ascii="맑은 고딕" w:hAnsi="맑은 고딕" w:eastAsia="맑은 고딕"/>
+                <w:b w:val="0"/>
+                <w:sz w:val="19"/>
+              </w:rPr>
+              <w:t xml:space="preserve"> — 브라우저가 토큰 페이지를 열면 [Generate Token] → 터미널에 붙여넣고 Enter (계정이 없으면 그냥 Enter 로 건너뛰고 5절)</w:t>
+            </w:r>
+          </w:p>
+        </w:tc>
+        <w:tc>
+          <w:tcPr>
+            <w:tcW w:type="dxa" w:w="2551"/>
+          </w:tcPr>
+          <w:p>
+            <w:r/>
+            <w:r>
+              <w:rPr>
+                <w:rFonts w:ascii="맑은 고딕" w:hAnsi="맑은 고딕" w:eastAsia="맑은 고딕"/>
+                <w:b w:val="0"/>
+                <w:sz w:val="19"/>
+              </w:rPr>
+              <w:t>30초</w:t>
+            </w:r>
+          </w:p>
+        </w:tc>
+      </w:tr>
+      <w:tr>
+        <w:tc>
+          <w:tcPr>
+            <w:tcW w:type="dxa" w:w="6520"/>
+          </w:tcPr>
+          <w:p>
+            <w:r/>
+            <w:r>
+              <w:rPr>
+                <w:rFonts w:ascii="맑은 고딕" w:hAnsi="맑은 고딕" w:eastAsia="맑은 고딕"/>
+                <w:b w:val="0"/>
+                <w:sz w:val="19"/>
+              </w:rPr>
+              <w:t xml:space="preserve">데모 → 진단 → </w:t>
             </w:r>
             <w:r>
               <w:rPr>
@@ -304,7 +412,7 @@
                 <w:b w:val="0"/>
                 <w:sz w:val="19"/>
               </w:rPr>
-              <w:t>5~10분 (처음만)</w:t>
+              <w:t>1분</w:t>
             </w:r>
           </w:p>
         </w:tc>
@@ -2205,7 +2313,7 @@
           <w:color w:val="1F3A5F"/>
           <w:sz w:val="32"/>
         </w:rPr>
-        <w:t>5. 새 교량을 위성 원본(SLC)부터 — 토큰 한 번</w:t>
+        <w:t>5. 외부 도구 — SNAP · snaphu · Earthdata 토큰 (한 번)</w:t>
       </w:r>
     </w:p>
     <w:p>
@@ -2218,65 +2326,7 @@
           <w:b w:val="0"/>
           <w:sz w:val="21"/>
         </w:rPr>
-        <w:t>위성 원본은 NASA Earthdata 계정이 있어야 받습니다. 프로그램이 대신 가입할 수 없으니 이것만 직접:</w:t>
-      </w:r>
-    </w:p>
-    <w:p>
-      <w:pPr>
-        <w:pStyle w:val="ListBullet"/>
-        <w:spacing w:after="60"/>
-      </w:pPr>
-      <w:r>
-        <w:rPr>
-          <w:rFonts w:ascii="맑은 고딕" w:hAnsi="맑은 고딕" w:eastAsia="맑은 고딕"/>
-          <w:b w:val="0"/>
-          <w:sz w:val="21"/>
-        </w:rPr>
-        <w:t>https://urs.earthdata.nasa.gov 에서 가입(무료) → 로그인</w:t>
-      </w:r>
-    </w:p>
-    <w:p>
-      <w:pPr>
-        <w:pStyle w:val="ListBullet"/>
-        <w:spacing w:after="60"/>
-      </w:pPr>
-      <w:r>
-        <w:rPr>
-          <w:rFonts w:ascii="맑은 고딕" w:hAnsi="맑은 고딕" w:eastAsia="맑은 고딕"/>
-          <w:b w:val="0"/>
-          <w:sz w:val="21"/>
-        </w:rPr>
-        <w:t xml:space="preserve">오른쪽 위 프로필 → </w:t>
-      </w:r>
-      <w:r>
-        <w:rPr>
-          <w:rFonts w:ascii="맑은 고딕" w:hAnsi="맑은 고딕" w:eastAsia="맑은 고딕"/>
-          <w:b/>
-          <w:sz w:val="21"/>
-        </w:rPr>
-        <w:t>Generate Token</w:t>
-      </w:r>
-      <w:r>
-        <w:rPr>
-          <w:rFonts w:ascii="맑은 고딕" w:hAnsi="맑은 고딕" w:eastAsia="맑은 고딕"/>
-          <w:b w:val="0"/>
-          <w:sz w:val="21"/>
-        </w:rPr>
-        <w:t xml:space="preserve"> → 긴 문자열 복사</w:t>
-      </w:r>
-    </w:p>
-    <w:p>
-      <w:pPr>
-        <w:pStyle w:val="ListBullet"/>
-        <w:spacing w:after="60"/>
-      </w:pPr>
-      <w:r>
-        <w:rPr>
-          <w:rFonts w:ascii="맑은 고딕" w:hAnsi="맑은 고딕" w:eastAsia="맑은 고딕"/>
-          <w:b w:val="0"/>
-          <w:sz w:val="21"/>
-        </w:rPr>
-        <w:t>PowerShell 에서:</w:t>
+        <w:t>위성 원본(SLC)부터 돌리려면 셋이 필요합니다. 한 줄 설치기가 이미 했다면 건너뜁니다. 빠진 것만 채우려면:</w:t>
       </w:r>
     </w:p>
     <w:p>
@@ -2292,8 +2342,237 @@
           <w:color w:val="1B2631"/>
           <w:sz w:val="20"/>
         </w:rPr>
-        <w:t>python -m inframon --earthdata-save &lt;붙여넣은 토큰&gt;</w:t>
+        <w:t>python start.py --tools</w:t>
       </w:r>
+    </w:p>
+    <w:tbl>
+      <w:tblPr>
+        <w:tblStyle w:val="TableGrid"/>
+        <w:tblW w:type="auto" w:w="0"/>
+        <w:jc w:val="center"/>
+        <w:tblLook w:firstColumn="1" w:firstRow="1" w:lastColumn="0" w:lastRow="0" w:noHBand="0" w:noVBand="1" w:val="04A0"/>
+      </w:tblPr>
+      <w:tblGrid>
+        <w:gridCol w:w="3249"/>
+        <w:gridCol w:w="3249"/>
+        <w:gridCol w:w="3249"/>
+      </w:tblGrid>
+      <w:tr>
+        <w:tc>
+          <w:tcPr>
+            <w:tcW w:type="dxa" w:w="1701"/>
+            <w:shd w:val="clear" w:color="auto" w:fill="DCE6F1"/>
+          </w:tcPr>
+          <w:p>
+            <w:r/>
+            <w:r>
+              <w:rPr>
+                <w:rFonts w:ascii="맑은 고딕" w:hAnsi="맑은 고딕" w:eastAsia="맑은 고딕"/>
+                <w:b/>
+                <w:sz w:val="19"/>
+              </w:rPr>
+              <w:t>도구</w:t>
+            </w:r>
+          </w:p>
+        </w:tc>
+        <w:tc>
+          <w:tcPr>
+            <w:tcW w:type="dxa" w:w="4252"/>
+            <w:shd w:val="clear" w:color="auto" w:fill="DCE6F1"/>
+          </w:tcPr>
+          <w:p>
+            <w:r/>
+            <w:r>
+              <w:rPr>
+                <w:rFonts w:ascii="맑은 고딕" w:hAnsi="맑은 고딕" w:eastAsia="맑은 고딕"/>
+                <w:b/>
+                <w:sz w:val="19"/>
+              </w:rPr>
+              <w:t>프로그램이 하는 일</w:t>
+            </w:r>
+          </w:p>
+        </w:tc>
+        <w:tc>
+          <w:tcPr>
+            <w:tcW w:type="dxa" w:w="3118"/>
+            <w:shd w:val="clear" w:color="auto" w:fill="DCE6F1"/>
+          </w:tcPr>
+          <w:p>
+            <w:r/>
+            <w:r>
+              <w:rPr>
+                <w:rFonts w:ascii="맑은 고딕" w:hAnsi="맑은 고딕" w:eastAsia="맑은 고딕"/>
+                <w:b/>
+                <w:sz w:val="19"/>
+              </w:rPr>
+              <w:t>사람이 할 일</w:t>
+            </w:r>
+          </w:p>
+        </w:tc>
+      </w:tr>
+      <w:tr>
+        <w:tc>
+          <w:tcPr>
+            <w:tcW w:type="dxa" w:w="1701"/>
+          </w:tcPr>
+          <w:p>
+            <w:r/>
+            <w:r>
+              <w:rPr>
+                <w:rFonts w:ascii="맑은 고딕" w:hAnsi="맑은 고딕" w:eastAsia="맑은 고딕"/>
+                <w:b w:val="0"/>
+                <w:sz w:val="19"/>
+              </w:rPr>
+              <w:t>SNAP (ESA)</w:t>
+            </w:r>
+          </w:p>
+        </w:tc>
+        <w:tc>
+          <w:tcPr>
+            <w:tcW w:type="dxa" w:w="4252"/>
+          </w:tcPr>
+          <w:p>
+            <w:r/>
+            <w:r>
+              <w:rPr>
+                <w:rFonts w:ascii="맑은 고딕" w:hAnsi="맑은 고딕" w:eastAsia="맑은 고딕"/>
+                <w:b w:val="0"/>
+                <w:sz w:val="19"/>
+              </w:rPr>
+              <w:t>1.1 GB 내려받아 내 사용자 폴더에 무인 설치, gpt 경로 기록</w:t>
+            </w:r>
+          </w:p>
+        </w:tc>
+        <w:tc>
+          <w:tcPr>
+            <w:tcW w:type="dxa" w:w="3118"/>
+          </w:tcPr>
+          <w:p>
+            <w:r/>
+            <w:r>
+              <w:rPr>
+                <w:rFonts w:ascii="맑은 고딕" w:hAnsi="맑은 고딕" w:eastAsia="맑은 고딕"/>
+                <w:b w:val="0"/>
+                <w:sz w:val="19"/>
+              </w:rPr>
+              <w:t>없음 (기다리기)</w:t>
+            </w:r>
+          </w:p>
+        </w:tc>
+      </w:tr>
+      <w:tr>
+        <w:tc>
+          <w:tcPr>
+            <w:tcW w:type="dxa" w:w="1701"/>
+          </w:tcPr>
+          <w:p>
+            <w:r/>
+            <w:r>
+              <w:rPr>
+                <w:rFonts w:ascii="맑은 고딕" w:hAnsi="맑은 고딕" w:eastAsia="맑은 고딕"/>
+                <w:b w:val="0"/>
+                <w:sz w:val="19"/>
+              </w:rPr>
+              <w:t>snaphu</w:t>
+            </w:r>
+          </w:p>
+        </w:tc>
+        <w:tc>
+          <w:tcPr>
+            <w:tcW w:type="dxa" w:w="4252"/>
+          </w:tcPr>
+          <w:p>
+            <w:r/>
+            <w:r>
+              <w:rPr>
+                <w:rFonts w:ascii="맑은 고딕" w:hAnsi="맑은 고딕" w:eastAsia="맑은 고딕"/>
+                <w:b w:val="0"/>
+                <w:sz w:val="19"/>
+              </w:rPr>
+              <w:t>WSL(Ubuntu) 안에 apt 로 설치. WSL 이 없으면 설치를 걸고 재부팅 안내</w:t>
+            </w:r>
+          </w:p>
+        </w:tc>
+        <w:tc>
+          <w:tcPr>
+            <w:tcW w:type="dxa" w:w="3118"/>
+          </w:tcPr>
+          <w:p>
+            <w:r/>
+            <w:r>
+              <w:rPr>
+                <w:rFonts w:ascii="맑은 고딕" w:hAnsi="맑은 고딕" w:eastAsia="맑은 고딕"/>
+                <w:b w:val="0"/>
+                <w:sz w:val="19"/>
+              </w:rPr>
+              <w:t>관리자 승인 '예', 재부팅 후 같은 명령 한 번 더</w:t>
+            </w:r>
+          </w:p>
+        </w:tc>
+      </w:tr>
+      <w:tr>
+        <w:tc>
+          <w:tcPr>
+            <w:tcW w:type="dxa" w:w="1701"/>
+          </w:tcPr>
+          <w:p>
+            <w:r/>
+            <w:r>
+              <w:rPr>
+                <w:rFonts w:ascii="맑은 고딕" w:hAnsi="맑은 고딕" w:eastAsia="맑은 고딕"/>
+                <w:b w:val="0"/>
+                <w:sz w:val="19"/>
+              </w:rPr>
+              <w:t>Earthdata 토큰</w:t>
+            </w:r>
+          </w:p>
+        </w:tc>
+        <w:tc>
+          <w:tcPr>
+            <w:tcW w:type="dxa" w:w="4252"/>
+          </w:tcPr>
+          <w:p>
+            <w:r/>
+            <w:r>
+              <w:rPr>
+                <w:rFonts w:ascii="맑은 고딕" w:hAnsi="맑은 고딕" w:eastAsia="맑은 고딕"/>
+                <w:b w:val="0"/>
+                <w:sz w:val="19"/>
+              </w:rPr>
+              <w:t>토큰 페이지를 브라우저로 열고, 붙여넣은 토큰을 NASA 서버에 확인한 뒤 저장</w:t>
+            </w:r>
+          </w:p>
+        </w:tc>
+        <w:tc>
+          <w:tcPr>
+            <w:tcW w:type="dxa" w:w="3118"/>
+          </w:tcPr>
+          <w:p>
+            <w:r/>
+            <w:r>
+              <w:rPr>
+                <w:rFonts w:ascii="맑은 고딕" w:hAnsi="맑은 고딕" w:eastAsia="맑은 고딕"/>
+                <w:b/>
+                <w:sz w:val="19"/>
+              </w:rPr>
+              <w:t>가입(무료)</w:t>
+            </w:r>
+            <w:r>
+              <w:rPr>
+                <w:rFonts w:ascii="맑은 고딕" w:hAnsi="맑은 고딕" w:eastAsia="맑은 고딕"/>
+                <w:b w:val="0"/>
+                <w:sz w:val="19"/>
+              </w:rPr>
+              <w:t xml:space="preserve"> → 로그인 → [Generate Token] → 복사 → 터미널에 붙여넣기</w:t>
+            </w:r>
+          </w:p>
+        </w:tc>
+      </w:tr>
+    </w:tbl>
+    <w:p>
+      <w:pPr>
+        <w:spacing w:after="80"/>
+      </w:pPr>
     </w:p>
     <w:p>
       <w:pPr>
@@ -2315,7 +2594,7 @@
           <w:b w:val="0"/>
           <w:sz w:val="21"/>
         </w:rPr>
-        <w:t>`Earthdata 토큰 저장: ...earthdata_token` 이 찍힌다. `python -m inframon --doctor` 에서 Earthdata ✅.</w:t>
+        <w:t>마지막 줄 `결과: snap ✅, snaphu ✅, earthdata ✅`. `python -m inframon --doctor` 의 [외부 도구] 세 줄이 전부 ✅.</w:t>
       </w:r>
     </w:p>
     <w:p>
@@ -2328,39 +2607,7 @@
           <w:b w:val="0"/>
           <w:sz w:val="21"/>
         </w:rPr>
-        <w:t xml:space="preserve">InSAR 처리에는 </w:t>
-      </w:r>
-      <w:r>
-        <w:rPr>
-          <w:rFonts w:ascii="맑은 고딕" w:hAnsi="맑은 고딕" w:eastAsia="맑은 고딕"/>
-          <w:b/>
-          <w:sz w:val="21"/>
-        </w:rPr>
-        <w:t>SNAP</w:t>
-      </w:r>
-      <w:r>
-        <w:rPr>
-          <w:rFonts w:ascii="맑은 고딕" w:hAnsi="맑은 고딕" w:eastAsia="맑은 고딕"/>
-          <w:b w:val="0"/>
-          <w:sz w:val="21"/>
-        </w:rPr>
-        <w:t xml:space="preserve">(ESA, https://step.esa.int/main/download/snap-download/)과 </w:t>
-      </w:r>
-      <w:r>
-        <w:rPr>
-          <w:rFonts w:ascii="맑은 고딕" w:hAnsi="맑은 고딕" w:eastAsia="맑은 고딕"/>
-          <w:b/>
-          <w:sz w:val="21"/>
-        </w:rPr>
-        <w:t>snaphu</w:t>
-      </w:r>
-      <w:r>
-        <w:rPr>
-          <w:rFonts w:ascii="맑은 고딕" w:hAnsi="맑은 고딕" w:eastAsia="맑은 고딕"/>
-          <w:b w:val="0"/>
-          <w:sz w:val="21"/>
-        </w:rPr>
-        <w:t>(WSL: `wsl --install` 후 `sudo apt install snaphu`)가 더 필요합니다. 없으면 `--doctor` 가 어느 것이 없는지와 설치법을 그 자리에 적어 줍니다.</w:t>
+        <w:t>토큰만 따로 넣을 때: `python -m inframon --earthdata-save &lt;토큰&gt;`. 계정 가입은 https://urs.earthdata.nasa.gov/users/new — 프로그램이 대신 가입할 수 없는 유일한 것입니다.</w:t>
       </w:r>
     </w:p>
     <w:p>
@@ -3247,7 +3494,7 @@
                 <w:b w:val="0"/>
                 <w:sz w:val="19"/>
               </w:rPr>
-              <w:t>끝까지 돌리기에서 '토큰 없음'</w:t>
+              <w:t>'토큰 없음' / 'SNAP gpt 없음' / 'snaphu 없음'</w:t>
             </w:r>
           </w:p>
         </w:tc>
@@ -3263,7 +3510,7 @@
                 <w:b w:val="0"/>
                 <w:sz w:val="19"/>
               </w:rPr>
-              <w:t>5번</w:t>
+              <w:t>`python start.py --tools` (5절) — 빠진 것만 채운다</w:t>
             </w:r>
           </w:p>
         </w:tc>
@@ -3281,7 +3528,7 @@
                 <w:b w:val="0"/>
                 <w:sz w:val="19"/>
               </w:rPr>
-              <w:t>'SNAP gpt 없음' / 'snaphu 없음'</w:t>
+              <w:t>snaphu 에서 'WSL 설치 → 재부팅'</w:t>
             </w:r>
           </w:p>
         </w:tc>
@@ -3297,7 +3544,7 @@
                 <w:b w:val="0"/>
                 <w:sz w:val="19"/>
               </w:rPr>
-              <w:t>`python -m inframon --doctor` 출력의 설치법</w:t>
+              <w:t>재부팅 후 `python start.py --tools` 한 번 더</w:t>
             </w:r>
           </w:p>
         </w:tc>

--- a/docs/inframon_혼자_돌리기.docx
+++ b/docs/inframon_혼자_돌리기.docx
@@ -2313,7 +2313,7 @@
           <w:color w:val="1F3A5F"/>
           <w:sz w:val="32"/>
         </w:rPr>
-        <w:t>5. 외부 도구 — SNAP · snaphu · Earthdata 토큰 (한 번)</w:t>
+        <w:t>5. 외부 도구 — Earthdata 토큰 · SNAP · snaphu (한 번)</w:t>
       </w:r>
     </w:p>
     <w:p>
@@ -2326,7 +2326,74 @@
           <w:b w:val="0"/>
           <w:sz w:val="21"/>
         </w:rPr>
-        <w:t>위성 원본(SLC)부터 돌리려면 셋이 필요합니다. 한 줄 설치기가 이미 했다면 건너뜁니다. 빠진 것만 채우려면:</w:t>
+        <w:t>위성 원본(SLC)부터 돌리려면 셋이 필요합니다. 한 줄 설치기가 이미 했다면 건너뜁니다. 빠진 것만 채우는 방법 둘:</w:t>
+      </w:r>
+    </w:p>
+    <w:p>
+      <w:pPr>
+        <w:jc w:val="center"/>
+      </w:pPr>
+      <w:r>
+        <w:drawing>
+          <wp:inline xmlns:a="http://schemas.openxmlformats.org/drawingml/2006/main" xmlns:pic="http://schemas.openxmlformats.org/drawingml/2006/picture">
+            <wp:extent cx="5760000" cy="2733061"/>
+            <wp:docPr id="6" name="Picture 6"/>
+            <wp:cNvGraphicFramePr>
+              <a:graphicFrameLocks noChangeAspect="1"/>
+            </wp:cNvGraphicFramePr>
+            <a:graphic>
+              <a:graphicData uri="http://schemas.openxmlformats.org/drawingml/2006/picture">
+                <pic:pic>
+                  <pic:nvPicPr>
+                    <pic:cNvPr id="0" name="ui_tools_panel.jpg"/>
+                    <pic:cNvPicPr/>
+                  </pic:nvPicPr>
+                  <pic:blipFill>
+                    <a:blip r:embed="rId14"/>
+                    <a:stretch>
+                      <a:fillRect/>
+                    </a:stretch>
+                  </pic:blipFill>
+                  <pic:spPr>
+                    <a:xfrm>
+                      <a:off x="0" y="0"/>
+                      <a:ext cx="5760000" cy="2733061"/>
+                    </a:xfrm>
+                    <a:prstGeom prst="rect"/>
+                  </pic:spPr>
+                </pic:pic>
+              </a:graphicData>
+            </a:graphic>
+          </wp:inline>
+        </w:drawing>
+      </w:r>
+    </w:p>
+    <w:p>
+      <w:pPr>
+        <w:spacing w:after="200"/>
+        <w:jc w:val="center"/>
+      </w:pPr>
+      <w:r>
+        <w:rPr>
+          <w:rFonts w:ascii="맑은 고딕" w:hAnsi="맑은 고딕" w:eastAsia="맑은 고딕"/>
+          <w:b w:val="0"/>
+          <w:color w:val="555F6B"/>
+          <w:sz w:val="18"/>
+        </w:rPr>
+        <w:t>그림 6. 대시보드 ① 준비 상태 아래 '🔧 외부 도구 준비' — 없는 것만 나타나고, 토큰은 붙여넣기·SNAP/snaphu 는 버튼.</w:t>
+      </w:r>
+    </w:p>
+    <w:p>
+      <w:pPr>
+        <w:spacing w:after="120"/>
+      </w:pPr>
+      <w:r>
+        <w:rPr>
+          <w:rFonts w:ascii="맑은 고딕" w:hAnsi="맑은 고딕" w:eastAsia="맑은 고딕"/>
+          <w:b w:val="0"/>
+          <w:sz w:val="21"/>
+        </w:rPr>
+        <w:t>또는 터미널에서:</w:t>
       </w:r>
     </w:p>
     <w:p>
@@ -2599,7 +2666,76 @@
     </w:p>
     <w:p>
       <w:pPr>
-        <w:spacing w:after="120"/>
+        <w:pStyle w:val="Heading2"/>
+      </w:pPr>
+      <w:r>
+        <w:rPr>
+          <w:rFonts w:ascii="맑은 고딕" w:hAnsi="맑은 고딕" w:eastAsia="맑은 고딕"/>
+          <w:b/>
+          <w:color w:val="1F3A5F"/>
+          <w:sz w:val="26"/>
+        </w:rPr>
+        <w:t>5-1. Earthdata 토큰 — 사람이 하는 3분</w:t>
+      </w:r>
+    </w:p>
+    <w:p>
+      <w:pPr>
+        <w:jc w:val="center"/>
+      </w:pPr>
+      <w:r>
+        <w:drawing>
+          <wp:inline xmlns:a="http://schemas.openxmlformats.org/drawingml/2006/main" xmlns:pic="http://schemas.openxmlformats.org/drawingml/2006/picture">
+            <wp:extent cx="5400000" cy="2562245"/>
+            <wp:docPr id="7" name="Picture 7"/>
+            <wp:cNvGraphicFramePr>
+              <a:graphicFrameLocks noChangeAspect="1"/>
+            </wp:cNvGraphicFramePr>
+            <a:graphic>
+              <a:graphicData uri="http://schemas.openxmlformats.org/drawingml/2006/picture">
+                <pic:pic>
+                  <pic:nvPicPr>
+                    <pic:cNvPr id="0" name="earthdata_signup.jpg"/>
+                    <pic:cNvPicPr/>
+                  </pic:nvPicPr>
+                  <pic:blipFill>
+                    <a:blip r:embed="rId15"/>
+                    <a:stretch>
+                      <a:fillRect/>
+                    </a:stretch>
+                  </pic:blipFill>
+                  <pic:spPr>
+                    <a:xfrm>
+                      <a:off x="0" y="0"/>
+                      <a:ext cx="5400000" cy="2562245"/>
+                    </a:xfrm>
+                    <a:prstGeom prst="rect"/>
+                  </pic:spPr>
+                </pic:pic>
+              </a:graphicData>
+            </a:graphic>
+          </wp:inline>
+        </w:drawing>
+      </w:r>
+    </w:p>
+    <w:p>
+      <w:pPr>
+        <w:spacing w:after="200"/>
+        <w:jc w:val="center"/>
+      </w:pPr>
+      <w:r>
+        <w:rPr>
+          <w:rFonts w:ascii="맑은 고딕" w:hAnsi="맑은 고딕" w:eastAsia="맑은 고딕"/>
+          <w:b w:val="0"/>
+          <w:color w:val="555F6B"/>
+          <w:sz w:val="18"/>
+        </w:rPr>
+        <w:t>그림 7. https://urs.earthdata.nasa.gov/users/new — Username(소문자·숫자·._ 4~30자) · 비밀번호 12자+ 대소문자·숫자·특수문자 · 이름 · 메일 · Country · Affiliation → CONTINUE → 메일 인증.</w:t>
+      </w:r>
+    </w:p>
+    <w:p>
+      <w:pPr>
+        <w:pStyle w:val="ListBullet"/>
+        <w:spacing w:after="60"/>
       </w:pPr>
       <w:r>
         <w:rPr>
@@ -2607,7 +2743,286 @@
           <w:b w:val="0"/>
           <w:sz w:val="21"/>
         </w:rPr>
-        <w:t>토큰만 따로 넣을 때: `python -m inframon --earthdata-save &lt;토큰&gt;`. 계정 가입은 https://urs.earthdata.nasa.gov/users/new — 프로그램이 대신 가입할 수 없는 유일한 것입니다.</w:t>
+        <w:t xml:space="preserve">로그인 → 프로필(https://urs.earthdata.nasa.gov/profile) 위쪽 작은 메뉴 </w:t>
+      </w:r>
+      <w:r>
+        <w:rPr>
+          <w:rFonts w:ascii="맑은 고딕" w:hAnsi="맑은 고딕" w:eastAsia="맑은 고딕"/>
+          <w:b/>
+          <w:sz w:val="21"/>
+        </w:rPr>
+        <w:t>Generate Token</w:t>
+      </w:r>
+      <w:r>
+        <w:rPr>
+          <w:rFonts w:ascii="맑은 고딕" w:hAnsi="맑은 고딕" w:eastAsia="맑은 고딕"/>
+          <w:b w:val="0"/>
+          <w:sz w:val="21"/>
+        </w:rPr>
+        <w:t xml:space="preserve"> → 아래 </w:t>
+      </w:r>
+      <w:r>
+        <w:rPr>
+          <w:rFonts w:ascii="맑은 고딕" w:hAnsi="맑은 고딕" w:eastAsia="맑은 고딕"/>
+          <w:b/>
+          <w:sz w:val="21"/>
+        </w:rPr>
+        <w:t>GENERATE TOKEN</w:t>
+      </w:r>
+      <w:r>
+        <w:rPr>
+          <w:rFonts w:ascii="맑은 고딕" w:hAnsi="맑은 고딕" w:eastAsia="맑은 고딕"/>
+          <w:b w:val="0"/>
+          <w:sz w:val="21"/>
+        </w:rPr>
+        <w:t xml:space="preserve"> 버튼</w:t>
+      </w:r>
+    </w:p>
+    <w:p>
+      <w:pPr>
+        <w:pStyle w:val="ListBullet"/>
+        <w:spacing w:after="60"/>
+      </w:pPr>
+      <w:r>
+        <w:rPr>
+          <w:rFonts w:ascii="맑은 고딕" w:hAnsi="맑은 고딕" w:eastAsia="맑은 고딕"/>
+          <w:b w:val="0"/>
+          <w:sz w:val="21"/>
+        </w:rPr>
+        <w:t xml:space="preserve">가려진 토큰 → </w:t>
+      </w:r>
+      <w:r>
+        <w:rPr>
+          <w:rFonts w:ascii="맑은 고딕" w:hAnsi="맑은 고딕" w:eastAsia="맑은 고딕"/>
+          <w:b/>
+          <w:sz w:val="21"/>
+        </w:rPr>
+        <w:t>Show Token</w:t>
+      </w:r>
+      <w:r>
+        <w:rPr>
+          <w:rFonts w:ascii="맑은 고딕" w:hAnsi="맑은 고딕" w:eastAsia="맑은 고딕"/>
+          <w:b w:val="0"/>
+          <w:sz w:val="21"/>
+        </w:rPr>
+        <w:t xml:space="preserve"> → `eyJ0eXAiOi…` 전체 복사</w:t>
+      </w:r>
+    </w:p>
+    <w:p>
+      <w:pPr>
+        <w:pStyle w:val="ListBullet"/>
+        <w:spacing w:after="60"/>
+      </w:pPr>
+      <w:r>
+        <w:rPr>
+          <w:rFonts w:ascii="맑은 고딕" w:hAnsi="맑은 고딕" w:eastAsia="맑은 고딕"/>
+          <w:b w:val="0"/>
+          <w:sz w:val="21"/>
+        </w:rPr>
+        <w:t>대시보드 칸(그림 6) 또는 `--tools` 프롬프트에 붙여넣고 Enter → 프로그램이 NASA 서버에 확인한 뒤 저장</w:t>
+      </w:r>
+    </w:p>
+    <w:p>
+      <w:pPr>
+        <w:spacing w:after="120"/>
+      </w:pPr>
+      <w:r>
+        <w:rPr>
+          <w:rFonts w:ascii="맑은 고딕" w:hAnsi="맑은 고딕" w:eastAsia="맑은 고딕"/>
+          <w:b w:val="0"/>
+          <w:sz w:val="20"/>
+        </w:rPr>
+        <w:t>토큰은 60일짜리(최대 2개). 만료 7일 전부터 프로그램이 자동 갱신하니 다시 붙여넣을 일은 거의 없습니다. 토큰만 따로: `python -m inframon --earthdata-save &lt;토큰&gt;`. 첫 SLC 다운로드가 401/403 이면 https://search.asf.alaska.edu 에 한 번 로그인해 ASF 앱을 승인합니다.</w:t>
+      </w:r>
+    </w:p>
+    <w:p>
+      <w:pPr>
+        <w:pStyle w:val="Heading2"/>
+      </w:pPr>
+      <w:r>
+        <w:rPr>
+          <w:rFonts w:ascii="맑은 고딕" w:hAnsi="맑은 고딕" w:eastAsia="맑은 고딕"/>
+          <w:b/>
+          <w:color w:val="1F3A5F"/>
+          <w:sz w:val="26"/>
+        </w:rPr>
+        <w:t>5-2. SNAP · snaphu — 프로그램이 하는 것</w:t>
+      </w:r>
+    </w:p>
+    <w:tbl>
+      <w:tblPr>
+        <w:tblStyle w:val="TableGrid"/>
+        <w:tblW w:type="auto" w:w="0"/>
+        <w:jc w:val="center"/>
+        <w:tblLook w:firstColumn="1" w:firstRow="1" w:lastColumn="0" w:lastRow="0" w:noHBand="0" w:noVBand="1" w:val="04A0"/>
+      </w:tblPr>
+      <w:tblGrid>
+        <w:gridCol w:w="3249"/>
+        <w:gridCol w:w="3249"/>
+        <w:gridCol w:w="3249"/>
+      </w:tblGrid>
+      <w:tr>
+        <w:tc>
+          <w:tcPr>
+            <w:tcW w:type="dxa" w:w="1020"/>
+            <w:shd w:val="clear" w:color="auto" w:fill="DCE6F1"/>
+          </w:tcPr>
+          <w:p>
+            <w:r/>
+          </w:p>
+        </w:tc>
+        <w:tc>
+          <w:tcPr>
+            <w:tcW w:type="dxa" w:w="3969"/>
+            <w:shd w:val="clear" w:color="auto" w:fill="DCE6F1"/>
+          </w:tcPr>
+          <w:p>
+            <w:r/>
+            <w:r>
+              <w:rPr>
+                <w:rFonts w:ascii="맑은 고딕" w:hAnsi="맑은 고딕" w:eastAsia="맑은 고딕"/>
+                <w:b/>
+                <w:sz w:val="19"/>
+              </w:rPr>
+              <w:t>자동</w:t>
+            </w:r>
+          </w:p>
+        </w:tc>
+        <w:tc>
+          <w:tcPr>
+            <w:tcW w:type="dxa" w:w="4082"/>
+            <w:shd w:val="clear" w:color="auto" w:fill="DCE6F1"/>
+          </w:tcPr>
+          <w:p>
+            <w:r/>
+            <w:r>
+              <w:rPr>
+                <w:rFonts w:ascii="맑은 고딕" w:hAnsi="맑은 고딕" w:eastAsia="맑은 고딕"/>
+                <w:b/>
+                <w:sz w:val="19"/>
+              </w:rPr>
+              <w:t>수동 (자동이 안 될 때)</w:t>
+            </w:r>
+          </w:p>
+        </w:tc>
+      </w:tr>
+      <w:tr>
+        <w:tc>
+          <w:tcPr>
+            <w:tcW w:type="dxa" w:w="1020"/>
+          </w:tcPr>
+          <w:p>
+            <w:r/>
+            <w:r>
+              <w:rPr>
+                <w:rFonts w:ascii="맑은 고딕" w:hAnsi="맑은 고딕" w:eastAsia="맑은 고딕"/>
+                <w:b w:val="0"/>
+                <w:sz w:val="19"/>
+              </w:rPr>
+              <w:t>SNAP</w:t>
+            </w:r>
+          </w:p>
+        </w:tc>
+        <w:tc>
+          <w:tcPr>
+            <w:tcW w:type="dxa" w:w="3969"/>
+          </w:tcPr>
+          <w:p>
+            <w:r/>
+            <w:r>
+              <w:rPr>
+                <w:rFonts w:ascii="맑은 고딕" w:hAnsi="맑은 고딕" w:eastAsia="맑은 고딕"/>
+                <w:b w:val="0"/>
+                <w:sz w:val="19"/>
+              </w:rPr>
+              <w:t>ESA 설치기 1.1 GB 내려받아 무인 설치 → AppData\Local\Programs\esa-snap. 3~10분</w:t>
+            </w:r>
+          </w:p>
+        </w:tc>
+        <w:tc>
+          <w:tcPr>
+            <w:tcW w:type="dxa" w:w="4082"/>
+          </w:tcPr>
+          <w:p>
+            <w:r/>
+            <w:r>
+              <w:rPr>
+                <w:rFonts w:ascii="맑은 고딕" w:hAnsi="맑은 고딕" w:eastAsia="맑은 고딕"/>
+                <w:b w:val="0"/>
+                <w:sz w:val="19"/>
+              </w:rPr>
+              <w:t>step.esa.int 에서 Sentinel Toolboxes Windows 설치기 → 전부 Next. 다른 폴더면 INFRAMON_SNAP_GPT 에 gpt.exe 경로</w:t>
+            </w:r>
+          </w:p>
+        </w:tc>
+      </w:tr>
+      <w:tr>
+        <w:tc>
+          <w:tcPr>
+            <w:tcW w:type="dxa" w:w="1020"/>
+          </w:tcPr>
+          <w:p>
+            <w:r/>
+            <w:r>
+              <w:rPr>
+                <w:rFonts w:ascii="맑은 고딕" w:hAnsi="맑은 고딕" w:eastAsia="맑은 고딕"/>
+                <w:b w:val="0"/>
+                <w:sz w:val="19"/>
+              </w:rPr>
+              <w:t>snaphu</w:t>
+            </w:r>
+          </w:p>
+        </w:tc>
+        <w:tc>
+          <w:tcPr>
+            <w:tcW w:type="dxa" w:w="3969"/>
+          </w:tcPr>
+          <w:p>
+            <w:r/>
+            <w:r>
+              <w:rPr>
+                <w:rFonts w:ascii="맑은 고딕" w:hAnsi="맑은 고딕" w:eastAsia="맑은 고딕"/>
+                <w:b w:val="0"/>
+                <w:sz w:val="19"/>
+              </w:rPr>
+              <w:t>WSL 있음 → Ubuntu 안에 apt 설치 1~3분. WSL 없음 → 관리자 승인 → 재부팅 → 한 번 더</w:t>
+            </w:r>
+          </w:p>
+        </w:tc>
+        <w:tc>
+          <w:tcPr>
+            <w:tcW w:type="dxa" w:w="4082"/>
+          </w:tcPr>
+          <w:p>
+            <w:r/>
+            <w:r>
+              <w:rPr>
+                <w:rFonts w:ascii="맑은 고딕" w:hAnsi="맑은 고딕" w:eastAsia="맑은 고딕"/>
+                <w:b w:val="0"/>
+                <w:sz w:val="19"/>
+              </w:rPr>
+              <w:t>관리자 PowerShell `wsl --install -d Ubuntu` → 재부팅 → `wsl -d Ubuntu -u root -- apt-get install -y snaphu`</w:t>
+            </w:r>
+          </w:p>
+        </w:tc>
+      </w:tr>
+    </w:tbl>
+    <w:p>
+      <w:pPr>
+        <w:spacing w:after="80"/>
+      </w:pPr>
+    </w:p>
+    <w:p>
+      <w:pPr>
+        <w:spacing w:after="120"/>
+      </w:pPr>
+      <w:r>
+        <w:rPr>
+          <w:rFonts w:ascii="맑은 고딕" w:hAnsi="맑은 고딕" w:eastAsia="맑은 고딕"/>
+          <w:b w:val="0"/>
+          <w:sz w:val="20"/>
+        </w:rPr>
+        <w:t>각 도구의 '안 될 때' 표(오류 코드별 조치)는 docs/외부도구_준비.md 에 있습니다.</w:t>
       </w:r>
     </w:p>
     <w:p>
@@ -3015,7 +3430,7 @@
         <w:drawing>
           <wp:inline xmlns:a="http://schemas.openxmlformats.org/drawingml/2006/main" xmlns:pic="http://schemas.openxmlformats.org/drawingml/2006/picture">
             <wp:extent cx="5760000" cy="3291429"/>
-            <wp:docPr id="6" name="Picture 6"/>
+            <wp:docPr id="8" name="Picture 8"/>
             <wp:cNvGraphicFramePr>
               <a:graphicFrameLocks noChangeAspect="1"/>
             </wp:cNvGraphicFramePr>
@@ -3027,7 +3442,7 @@
                     <pic:cNvPicPr/>
                   </pic:nvPicPr>
                   <pic:blipFill>
-                    <a:blip r:embed="rId14"/>
+                    <a:blip r:embed="rId16"/>
                     <a:stretch>
                       <a:fillRect/>
                     </a:stretch>
@@ -3069,7 +3484,7 @@
         <w:drawing>
           <wp:inline xmlns:a="http://schemas.openxmlformats.org/drawingml/2006/main" xmlns:pic="http://schemas.openxmlformats.org/drawingml/2006/picture">
             <wp:extent cx="5760000" cy="3581006"/>
-            <wp:docPr id="7" name="Picture 7"/>
+            <wp:docPr id="9" name="Picture 9"/>
             <wp:cNvGraphicFramePr>
               <a:graphicFrameLocks noChangeAspect="1"/>
             </wp:cNvGraphicFramePr>
@@ -3081,7 +3496,7 @@
                     <pic:cNvPicPr/>
                   </pic:nvPicPr>
                   <pic:blipFill>
-                    <a:blip r:embed="rId15"/>
+                    <a:blip r:embed="rId17"/>
                     <a:stretch>
                       <a:fillRect/>
                     </a:stretch>

--- a/docs/inframon_혼자_돌리기.docx
+++ b/docs/inframon_혼자_돌리기.docx
@@ -2313,7 +2313,7 @@
           <w:color w:val="1F3A5F"/>
           <w:sz w:val="32"/>
         </w:rPr>
-        <w:t>5. 외부 도구 — Earthdata 토큰 · SNAP · snaphu (한 번)</w:t>
+        <w:t>5. 외부 도구 — Earthdata 토큰 · SNAP · snaphu · SLC 폴더 (한 번)</w:t>
       </w:r>
     </w:p>
     <w:p>
@@ -3023,6 +3023,117 @@
           <w:sz w:val="20"/>
         </w:rPr>
         <w:t>각 도구의 '안 될 때' 표(오류 코드별 조치)는 docs/외부도구_준비.md 에 있습니다.</w:t>
+      </w:r>
+    </w:p>
+    <w:p>
+      <w:pPr>
+        <w:pStyle w:val="Heading2"/>
+      </w:pPr>
+      <w:r>
+        <w:rPr>
+          <w:rFonts w:ascii="맑은 고딕" w:hAnsi="맑은 고딕" w:eastAsia="맑은 고딕"/>
+          <w:b/>
+          <w:color w:val="1F3A5F"/>
+          <w:sz w:val="26"/>
+        </w:rPr>
+        <w:t>5-3. SLC 보관 폴더 — 원하는 드라이브에</w:t>
+      </w:r>
+    </w:p>
+    <w:p>
+      <w:pPr>
+        <w:spacing w:after="120"/>
+      </w:pPr>
+      <w:r>
+        <w:rPr>
+          <w:rFonts w:ascii="맑은 고딕" w:hAnsi="맑은 고딕" w:eastAsia="맑은 고딕"/>
+          <w:b w:val="0"/>
+          <w:sz w:val="21"/>
+        </w:rPr>
+        <w:t xml:space="preserve">위성 원본은 장당 4–8 GB, 교량 하나에 200–400 GB 까지 갑니다. C: 에 두면 곧 차니 </w:t>
+      </w:r>
+      <w:r>
+        <w:rPr>
+          <w:rFonts w:ascii="맑은 고딕" w:hAnsi="맑은 고딕" w:eastAsia="맑은 고딕"/>
+          <w:b/>
+          <w:sz w:val="21"/>
+        </w:rPr>
+        <w:t>큰 드라이브</w:t>
+      </w:r>
+      <w:r>
+        <w:rPr>
+          <w:rFonts w:ascii="맑은 고딕" w:hAnsi="맑은 고딕" w:eastAsia="맑은 고딕"/>
+          <w:b w:val="0"/>
+          <w:sz w:val="21"/>
+        </w:rPr>
+        <w:t xml:space="preserve">를 고릅니다. 🔧 패널 맨 아래 </w:t>
+      </w:r>
+      <w:r>
+        <w:rPr>
+          <w:rFonts w:ascii="맑은 고딕" w:hAnsi="맑은 고딕" w:eastAsia="맑은 고딕"/>
+          <w:b/>
+          <w:sz w:val="21"/>
+        </w:rPr>
+        <w:t>SLC 보관 폴더</w:t>
+      </w:r>
+      <w:r>
+        <w:rPr>
+          <w:rFonts w:ascii="맑은 고딕" w:hAnsi="맑은 고딕" w:eastAsia="맑은 고딕"/>
+          <w:b w:val="0"/>
+          <w:sz w:val="21"/>
+        </w:rPr>
+        <w:t xml:space="preserve">: 드라이브 드롭다운(여유 공간 큰 순) → 폴더(자동 `\SLC`) → </w:t>
+      </w:r>
+      <w:r>
+        <w:rPr>
+          <w:rFonts w:ascii="맑은 고딕" w:hAnsi="맑은 고딕" w:eastAsia="맑은 고딕"/>
+          <w:b/>
+          <w:sz w:val="21"/>
+        </w:rPr>
+        <w:t>폴더 만들고 저장</w:t>
+      </w:r>
+      <w:r>
+        <w:rPr>
+          <w:rFonts w:ascii="맑은 고딕" w:hAnsi="맑은 고딕" w:eastAsia="맑은 고딕"/>
+          <w:b w:val="0"/>
+          <w:sz w:val="21"/>
+        </w:rPr>
+        <w:t>. 터미널이면 `python -m inframon --slc-dir E:\SLC` (없으면 만듦).</w:t>
+      </w:r>
+    </w:p>
+    <w:p>
+      <w:pPr>
+        <w:spacing w:after="120"/>
+      </w:pPr>
+      <w:r>
+        <w:rPr>
+          <w:rFonts w:ascii="맑은 고딕" w:hAnsi="맑은 고딕" w:eastAsia="맑은 고딕"/>
+          <w:b w:val="0"/>
+          <w:sz w:val="20"/>
+        </w:rPr>
+        <w:t>이후 다운로드는 `E:\SLC\&lt;궤도_프레임&gt;\` 에 떨어지고, 같은 프레임을 쓰는 다음 교량은 다운로드를 건너뜁니다. 이미 받아둔 zip 이 있는 폴더를 지정하면 그대로 인식합니다.</w:t>
+      </w:r>
+    </w:p>
+    <w:p>
+      <w:pPr>
+        <w:spacing w:after="200"/>
+        <w:ind w:left="340"/>
+      </w:pPr>
+      <w:r>
+        <w:rPr>
+          <w:rFonts w:ascii="맑은 고딕" w:hAnsi="맑은 고딕" w:eastAsia="맑은 고딕"/>
+          <w:b/>
+          <w:color w:val="1E7E34"/>
+          <w:sz w:val="21"/>
+        </w:rPr>
+        <w:t xml:space="preserve">확인 ☐  </w:t>
+      </w:r>
+      <w:r>
+        <w:rPr>
+          <w:rFonts w:ascii="맑은 고딕" w:hAnsi="맑은 고딕" w:eastAsia="맑은 고딕"/>
+          <w:b w:val="0"/>
+          <w:sz w:val="21"/>
+        </w:rPr>
+        <w:t>🔧 패널에 `현재: E:\SLC (0장)` 처럼 표시. `--doctor` 의 SLC 보관 폴더 ✅.</w:t>
       </w:r>
     </w:p>
     <w:p>

--- a/docs/inframon_혼자_돌리기.docx
+++ b/docs/inframon_혼자_돌리기.docx
@@ -117,7 +117,39 @@
           <w:b w:val="0"/>
           <w:sz w:val="21"/>
         </w:rPr>
-        <w:t xml:space="preserve"> 을 열고, 아래 한 줄을 그대로 붙여넣고 Enter. 이것으로 0~3 절이 전부 자동입니다.</w:t>
+        <w:t xml:space="preserve"> 을 열고, </w:t>
+      </w:r>
+      <w:r>
+        <w:rPr>
+          <w:rFonts w:ascii="맑은 고딕" w:hAnsi="맑은 고딕" w:eastAsia="맑은 고딕"/>
+          <w:b/>
+          <w:sz w:val="21"/>
+        </w:rPr>
+        <w:t>① 프로그램을 둘 폴더로 먼저 이동</w:t>
+      </w:r>
+      <w:r>
+        <w:rPr>
+          <w:rFonts w:ascii="맑은 고딕" w:hAnsi="맑은 고딕" w:eastAsia="맑은 고딕"/>
+          <w:b w:val="0"/>
+          <w:sz w:val="21"/>
+        </w:rPr>
+        <w:t xml:space="preserve">한 뒤 </w:t>
+      </w:r>
+      <w:r>
+        <w:rPr>
+          <w:rFonts w:ascii="맑은 고딕" w:hAnsi="맑은 고딕" w:eastAsia="맑은 고딕"/>
+          <w:b/>
+          <w:sz w:val="21"/>
+        </w:rPr>
+        <w:t>② 한 줄</w:t>
+      </w:r>
+      <w:r>
+        <w:rPr>
+          <w:rFonts w:ascii="맑은 고딕" w:hAnsi="맑은 고딕" w:eastAsia="맑은 고딕"/>
+          <w:b w:val="0"/>
+          <w:sz w:val="21"/>
+        </w:rPr>
+        <w:t>을 그대로 붙여넣고 Enter. 이것으로 0~3 절과 5 절이 전부 자동입니다.</w:t>
       </w:r>
     </w:p>
     <w:p>
@@ -133,7 +165,17 @@
           <w:color w:val="1B2631"/>
           <w:sz w:val="20"/>
         </w:rPr>
-        <w:t>irm https://raw.githubusercontent.com/tjddnr8334-sudo/inframon/main/install.ps1 | iex</w:t>
+        <w:t>cd E:\                                                                              # ① 프로그램을 둘 곳 (원하는 드라이브·폴더)</w:t>
+        <w:br/>
+      </w:r>
+      <w:r>
+        <w:rPr>
+          <w:rFonts w:ascii="Consolas" w:hAnsi="Consolas" w:eastAsia="Consolas"/>
+          <w:b w:val="0"/>
+          <w:color w:val="1B2631"/>
+          <w:sz w:val="20"/>
+        </w:rPr>
+        <w:t>irm https://raw.githubusercontent.com/tjddnr8334-sudo/inframon/main/install.ps1 | iex   # ② 전부</w:t>
       </w:r>
     </w:p>
     <w:tbl>
@@ -230,7 +272,7 @@
                 <w:b w:val="0"/>
                 <w:sz w:val="19"/>
               </w:rPr>
-              <w:t xml:space="preserve">GitHub 에서 받기 → 내 사용자 폴더 </w:t>
+              <w:t xml:space="preserve">GitHub 에서 받기 → </w:t>
             </w:r>
             <w:r>
               <w:rPr>
@@ -238,7 +280,7 @@
                 <w:b/>
                 <w:sz w:val="19"/>
               </w:rPr>
-              <w:t>C:\Users\(이름)\inframon</w:t>
+              <w:t>지금 있는 폴더 아래 inframon</w:t>
             </w:r>
             <w:r>
               <w:rPr>
@@ -246,7 +288,7 @@
                 <w:b w:val="0"/>
                 <w:sz w:val="19"/>
               </w:rPr>
-              <w:t xml:space="preserve"> (이미 있으면 최신으로 갱신)</w:t>
+              <w:t xml:space="preserve"> (위 예시면 E:\inframon. 이미 있으면 최신으로 갱신)</w:t>
             </w:r>
           </w:p>
         </w:tc>
@@ -371,6 +413,48 @@
                 <w:sz w:val="19"/>
               </w:rPr>
               <w:t>30초</w:t>
+            </w:r>
+          </w:p>
+        </w:tc>
+      </w:tr>
+      <w:tr>
+        <w:tc>
+          <w:tcPr>
+            <w:tcW w:type="dxa" w:w="6520"/>
+          </w:tcPr>
+          <w:p>
+            <w:r/>
+            <w:r>
+              <w:rPr>
+                <w:rFonts w:ascii="맑은 고딕" w:hAnsi="맑은 고딕" w:eastAsia="맑은 고딕"/>
+                <w:b/>
+                <w:sz w:val="19"/>
+              </w:rPr>
+              <w:t>SLC 보관 폴더</w:t>
+            </w:r>
+            <w:r>
+              <w:rPr>
+                <w:rFonts w:ascii="맑은 고딕" w:hAnsi="맑은 고딕" w:eastAsia="맑은 고딕"/>
+                <w:b w:val="0"/>
+                <w:sz w:val="19"/>
+              </w:rPr>
+              <w:t xml:space="preserve"> — 드라이브별 여유 공간을 보여 주고 묻는다. Enter = 가장 큰 드라이브의 \SLC</w:t>
+            </w:r>
+          </w:p>
+        </w:tc>
+        <w:tc>
+          <w:tcPr>
+            <w:tcW w:type="dxa" w:w="2551"/>
+          </w:tcPr>
+          <w:p>
+            <w:r/>
+            <w:r>
+              <w:rPr>
+                <w:rFonts w:ascii="맑은 고딕" w:hAnsi="맑은 고딕" w:eastAsia="맑은 고딕"/>
+                <w:b w:val="0"/>
+                <w:sz w:val="19"/>
+              </w:rPr>
+              <w:t>10초</w:t>
             </w:r>
           </w:p>
         </w:tc>
@@ -776,6 +860,27 @@
     </w:p>
     <w:p>
       <w:pPr>
+        <w:spacing w:after="120"/>
+      </w:pPr>
+      <w:r>
+        <w:rPr>
+          <w:rFonts w:ascii="맑은 고딕" w:hAnsi="맑은 고딕" w:eastAsia="맑은 고딕"/>
+          <w:b/>
+          <w:sz w:val="21"/>
+        </w:rPr>
+        <w:t>먼저 프로그램을 둘 폴더로 이동</w:t>
+      </w:r>
+      <w:r>
+        <w:rPr>
+          <w:rFonts w:ascii="맑은 고딕" w:hAnsi="맑은 고딕" w:eastAsia="맑은 고딕"/>
+          <w:b w:val="0"/>
+          <w:sz w:val="21"/>
+        </w:rPr>
+        <w:t>합니다 (원하는 드라이브·폴더 — 그 아래에 `inframon` 폴더가 생깁니다). 그다음 받기:</w:t>
+      </w:r>
+    </w:p>
+    <w:p>
+      <w:pPr>
         <w:spacing w:after="160"/>
         <w:ind w:left="340"/>
         <w:shd w:val="clear" w:color="auto" w:fill="EEF2F7"/>
@@ -787,7 +892,7 @@
           <w:color w:val="1B2631"/>
           <w:sz w:val="20"/>
         </w:rPr>
-        <w:t>cd $HOME</w:t>
+        <w:t>cd E:\</w:t>
         <w:br/>
       </w:r>
       <w:r>
@@ -830,7 +935,7 @@
           <w:b w:val="0"/>
           <w:sz w:val="21"/>
         </w:rPr>
-        <w:t>`Receiving objects: 100%` 가 찍히고, `cd inframon` 뒤 프롬프트가 `...\inframon&gt;` 로 바뀐다.</w:t>
+        <w:t>`Receiving objects: 100%` 가 찍히고, `cd inframon` 뒤 프롬프트가 `E:\inframon&gt;` 로 바뀐다.</w:t>
       </w:r>
     </w:p>
     <w:p>
@@ -844,7 +949,7 @@
           <w:color w:val="1F3A5F"/>
           <w:sz w:val="32"/>
         </w:rPr>
-        <w:t>2. 전부 설치 (한 줄, 5~10분)</w:t>
+        <w:t>2. 전부 설치 — 외부 도구까지 (한 줄, 10~20분)</w:t>
       </w:r>
     </w:p>
     <w:p>
@@ -860,7 +965,7 @@
           <w:color w:val="1B2631"/>
           <w:sz w:val="20"/>
         </w:rPr>
-        <w:t>python start.py --full</w:t>
+        <w:t>python start.py --full --tools</w:t>
       </w:r>
     </w:p>
     <w:p>
@@ -873,7 +978,71 @@
           <w:b w:val="0"/>
           <w:sz w:val="21"/>
         </w:rPr>
-        <w:t>이 한 줄이: 파이썬 확인 → 가상환경(.venv) 생성 → inframon 과 필요한 패키지 전부(torch·scipy·pyproj·rasterio·asf_search·streamlit 등 20개) 설치 → 데모 실행 → 진단 리포트. 한 번만 하면 됩니다.</w:t>
+        <w:t xml:space="preserve">이 한 줄이: 파이썬 확인 → 가상환경(.venv) 생성 → inframon 과 필요한 패키지 전부(torch·scipy·pyproj·rasterio·asf_search·streamlit 등 20개) 설치 → </w:t>
+      </w:r>
+      <w:r>
+        <w:rPr>
+          <w:rFonts w:ascii="맑은 고딕" w:hAnsi="맑은 고딕" w:eastAsia="맑은 고딕"/>
+          <w:b/>
+          <w:sz w:val="21"/>
+        </w:rPr>
+        <w:t>SNAP</w:t>
+      </w:r>
+      <w:r>
+        <w:rPr>
+          <w:rFonts w:ascii="맑은 고딕" w:hAnsi="맑은 고딕" w:eastAsia="맑은 고딕"/>
+          <w:b w:val="0"/>
+          <w:sz w:val="21"/>
+        </w:rPr>
+        <w:t xml:space="preserve"> 1.1 GB 내려받아 무인 설치 → </w:t>
+      </w:r>
+      <w:r>
+        <w:rPr>
+          <w:rFonts w:ascii="맑은 고딕" w:hAnsi="맑은 고딕" w:eastAsia="맑은 고딕"/>
+          <w:b/>
+          <w:sz w:val="21"/>
+        </w:rPr>
+        <w:t>snaphu</w:t>
+      </w:r>
+      <w:r>
+        <w:rPr>
+          <w:rFonts w:ascii="맑은 고딕" w:hAnsi="맑은 고딕" w:eastAsia="맑은 고딕"/>
+          <w:b w:val="0"/>
+          <w:sz w:val="21"/>
+        </w:rPr>
+        <w:t xml:space="preserve"> WSL 안에 설치 → </w:t>
+      </w:r>
+      <w:r>
+        <w:rPr>
+          <w:rFonts w:ascii="맑은 고딕" w:hAnsi="맑은 고딕" w:eastAsia="맑은 고딕"/>
+          <w:b/>
+          <w:sz w:val="21"/>
+        </w:rPr>
+        <w:t>Earthdata 토큰</w:t>
+      </w:r>
+      <w:r>
+        <w:rPr>
+          <w:rFonts w:ascii="맑은 고딕" w:hAnsi="맑은 고딕" w:eastAsia="맑은 고딕"/>
+          <w:b w:val="0"/>
+          <w:sz w:val="21"/>
+        </w:rPr>
+        <w:t xml:space="preserve"> 브라우저 열어 붙여넣기 → </w:t>
+      </w:r>
+      <w:r>
+        <w:rPr>
+          <w:rFonts w:ascii="맑은 고딕" w:hAnsi="맑은 고딕" w:eastAsia="맑은 고딕"/>
+          <w:b/>
+          <w:sz w:val="21"/>
+        </w:rPr>
+        <w:t>SLC 보관 폴더</w:t>
+      </w:r>
+      <w:r>
+        <w:rPr>
+          <w:rFonts w:ascii="맑은 고딕" w:hAnsi="맑은 고딕" w:eastAsia="맑은 고딕"/>
+          <w:b w:val="0"/>
+          <w:sz w:val="21"/>
+        </w:rPr>
+        <w:t xml:space="preserve"> 드라이브 고르기 → 데모 실행 → 진단 리포트. 한 번만 하면 됩니다.</w:t>
       </w:r>
     </w:p>
     <w:p>
@@ -896,7 +1065,7 @@
           <w:b w:val="0"/>
           <w:sz w:val="21"/>
         </w:rPr>
-        <w:t xml:space="preserve">마지막 부분에 </w:t>
+        <w:t xml:space="preserve">`결과: snap ✅, snaphu ✅, earthdata ✅, slc_dir ✅` 와 마지막 부분에 </w:t>
       </w:r>
       <w:r>
         <w:rPr>
@@ -912,7 +1081,7 @@
           <w:b w:val="0"/>
           <w:sz w:val="21"/>
         </w:rPr>
-        <w:t>. 그 위 [의존성] 목록이 전부 ✅.</w:t>
+        <w:t>. [의존성]·[외부 도구] 전부 ✅.</w:t>
       </w:r>
     </w:p>
     <w:p>
@@ -925,7 +1094,7 @@
           <w:b w:val="0"/>
           <w:sz w:val="21"/>
         </w:rPr>
-        <w:t xml:space="preserve">남는 ⚠ 는 하나뿐이어야 합니다 — </w:t>
+        <w:t xml:space="preserve">토큰 프롬프트에서 그냥 Enter 로 건너뛰었으면 ⚠ </w:t>
       </w:r>
       <w:r>
         <w:rPr>
@@ -941,7 +1110,28 @@
           <w:b w:val="0"/>
           <w:sz w:val="21"/>
         </w:rPr>
-        <w:t>. 이것은 위성 원본(SLC)을 내려받을 때만 필요하고, 5번에서 넣습니다. 이미 만들어진 교량 결과를 보는 데는 필요 없습니다.</w:t>
+        <w:t xml:space="preserve"> 하나가 남습니다 — 위성 원본(SLC)을 내려받을 때만 필요하고, 5절에서 넣습니다. 이미 만들어진 교량 결과를 보는 데는 필요 없습니다.</w:t>
+      </w:r>
+    </w:p>
+    <w:p>
+      <w:pPr>
+        <w:spacing w:after="120"/>
+      </w:pPr>
+      <w:r>
+        <w:rPr>
+          <w:rFonts w:ascii="맑은 고딕" w:hAnsi="맑은 고딕" w:eastAsia="맑은 고딕"/>
+          <w:b/>
+          <w:sz w:val="21"/>
+        </w:rPr>
+        <w:t>이후 명령은 `python` 이 아니라 `.venv\Scripts\python`</w:t>
+      </w:r>
+      <w:r>
+        <w:rPr>
+          <w:rFonts w:ascii="맑은 고딕" w:hAnsi="맑은 고딕" w:eastAsia="맑은 고딕"/>
+          <w:b w:val="0"/>
+          <w:sz w:val="21"/>
+        </w:rPr>
+        <w:t xml:space="preserve"> 으로 부릅니다 — start.py 가 시스템 파이썬이 아니라 .venv 안에 설치하기 때문입니다. 그냥 `python -m inframon` 은 새 컴퓨터에서 'No module named inframon' 이 납니다. (`python start.py …` 는 예외 — 이 파일은 표준 라이브러리만 씁니다.)</w:t>
       </w:r>
     </w:p>
     <w:p>
@@ -2279,7 +2469,7 @@
           <w:color w:val="1B2631"/>
           <w:sz w:val="20"/>
         </w:rPr>
-        <w:t>python scripts\demo_4pm.py                     # 정자교 44초, 결과 창 4개 자동 열림</w:t>
+        <w:t>.venv\Scripts\python scripts\demo_4pm.py                     # 정자교 44초, 결과 창 4개 자동 열림</w:t>
         <w:br/>
       </w:r>
       <w:r>
@@ -2289,7 +2479,7 @@
           <w:color w:val="1B2631"/>
           <w:sz w:val="20"/>
         </w:rPr>
-        <w:t>python scripts\bridge_run.py --name 청양교 --lat 36.450655 --lon 126.80732</w:t>
+        <w:t>.venv\Scripts\python scripts\bridge_run.py --name 청양교 --lat 36.450655 --lon 126.80732</w:t>
         <w:br/>
       </w:r>
       <w:r>
@@ -2299,7 +2489,7 @@
           <w:color w:val="1B2631"/>
           <w:sz w:val="20"/>
         </w:rPr>
-        <w:t>python scripts\bridge_run.py --batch docs\bridges\batch.json   # 여러 교량 한 번에</w:t>
+        <w:t>.venv\Scripts\python scripts\bridge_run.py --batch docs\bridges\batch.json   # 여러 교량 한 번에</w:t>
       </w:r>
     </w:p>
     <w:p>
@@ -2661,7 +2851,7 @@
           <w:b w:val="0"/>
           <w:sz w:val="21"/>
         </w:rPr>
-        <w:t>마지막 줄 `결과: snap ✅, snaphu ✅, earthdata ✅`. `python -m inframon --doctor` 의 [외부 도구] 세 줄이 전부 ✅.</w:t>
+        <w:t>마지막 줄 `결과: snap ✅, snaphu ✅, earthdata ✅, slc_dir ✅`. `.venv\Scripts\python -m inframon --doctor` 의 [외부 도구] 세 줄이 전부 ✅.</w:t>
       </w:r>
     </w:p>
     <w:p>
@@ -2832,7 +3022,7 @@
           <w:b w:val="0"/>
           <w:sz w:val="20"/>
         </w:rPr>
-        <w:t>토큰은 60일짜리(최대 2개). 만료 7일 전부터 프로그램이 자동 갱신하니 다시 붙여넣을 일은 거의 없습니다. 토큰만 따로: `python -m inframon --earthdata-save &lt;토큰&gt;`. 첫 SLC 다운로드가 401/403 이면 https://search.asf.alaska.edu 에 한 번 로그인해 ASF 앱을 승인합니다.</w:t>
+        <w:t>토큰은 60일짜리(최대 2개). 만료 7일 전부터 프로그램이 자동 갱신하니 다시 붙여넣을 일은 거의 없습니다. 토큰만 따로: `.venv\Scripts\python -m inframon --earthdata-save &lt;토큰&gt;`. 첫 SLC 다운로드가 401/403 이면 https://search.asf.alaska.edu 에 한 번 로그인해 ASF 앱을 승인합니다.</w:t>
       </w:r>
     </w:p>
     <w:p>
@@ -3097,7 +3287,7 @@
           <w:b w:val="0"/>
           <w:sz w:val="21"/>
         </w:rPr>
-        <w:t>. 터미널이면 `python -m inframon --slc-dir E:\SLC` (없으면 만듦).</w:t>
+        <w:t>. 터미널이면 `.venv\Scripts\python -m inframon --slc-dir E:\SLC` (없으면 만듦).</w:t>
       </w:r>
     </w:p>
     <w:p>
@@ -3162,7 +3352,7 @@
           <w:color w:val="1B2631"/>
           <w:sz w:val="20"/>
         </w:rPr>
-        <w:t>python -m inframon --pipeline 37.5337,126.9366 --pipeline-mode plan --out docs\bridges\마포대교\plan   # 계획만(1분)</w:t>
+        <w:t>.venv\Scripts\python -m inframon --pipeline 37.5337,126.9366 --pipeline-mode plan --out docs\bridges\마포대교\plan   # 계획만(1분)</w:t>
         <w:br/>
       </w:r>
       <w:r>
@@ -3172,7 +3362,7 @@
           <w:color w:val="1B2631"/>
           <w:sz w:val="20"/>
         </w:rPr>
-        <w:t>python scripts\bridge_run.py --name 마포대교 --lat 37.5337 --lon 126.9366                           # 끝까지(1~3시간)</w:t>
+        <w:t>.venv\Scripts\python scripts\bridge_run.py --name 마포대교 --lat 37.5337 --lon 126.9366                           # 끝까지(1~3시간)</w:t>
       </w:r>
     </w:p>
     <w:p>

--- a/docs/inframon_혼자_돌리기.docx
+++ b/docs/inframon_혼자_돌리기.docx
@@ -3009,7 +3009,37 @@
           <w:b w:val="0"/>
           <w:sz w:val="21"/>
         </w:rPr>
-        <w:t>대시보드 칸(그림 6) 또는 `--tools` 프롬프트에 붙여넣고 Enter → 프로그램이 NASA 서버에 확인한 뒤 저장</w:t>
+        <w:t>대시보드 칸(그림 6) 또는 `--tools` 프롬프트에 붙여넣고 Enter → 프로그램이 NASA 서버에 확인한 뒤 저장 (`✅ Earthdata 토큰 확인`)</w:t>
+      </w:r>
+    </w:p>
+    <w:p>
+      <w:pPr>
+        <w:pStyle w:val="ListBullet"/>
+        <w:spacing w:after="60"/>
+      </w:pPr>
+      <w:r>
+        <w:rPr>
+          <w:rFonts w:ascii="맑은 고딕" w:hAnsi="맑은 고딕" w:eastAsia="맑은 고딕"/>
+          <w:b w:val="0"/>
+          <w:sz w:val="21"/>
+        </w:rPr>
+        <w:t xml:space="preserve">토큰은 비밀번호와 같습니다 — </w:t>
+      </w:r>
+      <w:r>
+        <w:rPr>
+          <w:rFonts w:ascii="맑은 고딕" w:hAnsi="맑은 고딕" w:eastAsia="맑은 고딕"/>
+          <w:b/>
+          <w:sz w:val="21"/>
+        </w:rPr>
+        <w:t>터미널(또는 대시보드 칸)에만</w:t>
+      </w:r>
+      <w:r>
+        <w:rPr>
+          <w:rFonts w:ascii="맑은 고딕" w:hAnsi="맑은 고딕" w:eastAsia="맑은 고딕"/>
+          <w:b w:val="0"/>
+          <w:sz w:val="21"/>
+        </w:rPr>
+        <w:t xml:space="preserve"> 붙여넣고, 채팅·메일·문서에는 넣지 않습니다</w:t>
       </w:r>
     </w:p>
     <w:p>
